--- a/resumes/DaveDonahueSummary.docx
+++ b/resumes/DaveDonahueSummary.docx
@@ -1,16 +1,19 @@
 
 <file path=word/document.xml><?xml version="1.0" encoding="utf-8"?>
-<w:document xmlns:wpc="http://schemas.microsoft.com/office/word/2010/wordprocessingCanvas" xmlns:cx="http://schemas.microsoft.com/office/drawing/2014/chartex" xmlns:cx1="http://schemas.microsoft.com/office/drawing/2015/9/8/chartex" xmlns:cx2="http://schemas.microsoft.com/office/drawing/2015/10/21/chartex" xmlns:cx3="http://schemas.microsoft.com/office/drawing/2016/5/9/chartex" xmlns:cx4="http://schemas.microsoft.com/office/drawing/2016/5/10/chartex" xmlns:cx5="http://schemas.microsoft.com/office/drawing/2016/5/11/chartex" xmlns:cx6="http://schemas.microsoft.com/office/drawing/2016/5/12/chartex" xmlns:cx7="http://schemas.microsoft.com/office/drawing/2016/5/13/chartex" xmlns:cx8="http://schemas.microsoft.com/office/drawing/2016/5/14/chartex" xmlns:mc="http://schemas.openxmlformats.org/markup-compatibility/2006" xmlns:aink="http://schemas.microsoft.com/office/drawing/2016/ink" xmlns:am3d="http://schemas.microsoft.com/office/drawing/2017/model3d" xmlns:o="urn:schemas-microsoft-com:office:office" xmlns:oel="http://schemas.microsoft.com/office/2019/extlst" xmlns:r="http://schemas.openxmlformats.org/officeDocument/2006/relationships" xmlns:m="http://schemas.openxmlformats.org/officeDocument/2006/math" xmlns:v="urn:schemas-microsoft-com:vml" xmlns:wp14="http://schemas.microsoft.com/office/word/2010/wordprocessingDrawing" xmlns:wp="http://schemas.openxmlformats.org/drawingml/2006/wordprocessingDrawing" xmlns:w10="urn:schemas-microsoft-com:office:word" xmlns:w="http://schemas.openxmlformats.org/wordprocessingml/2006/main" xmlns:w14="http://schemas.microsoft.com/office/word/2010/wordml" xmlns:w15="http://schemas.microsoft.com/office/word/2012/wordml" xmlns:w16cex="http://schemas.microsoft.com/office/word/2018/wordml/cex" xmlns:w16cid="http://schemas.microsoft.com/office/word/2016/wordml/cid" xmlns:w16="http://schemas.microsoft.com/office/word/2018/wordml" xmlns:w16du="http://schemas.microsoft.com/office/word/2023/wordml/word16du" xmlns:w16sdtdh="http://schemas.microsoft.com/office/word/2020/wordml/sdtdatahash" xmlns:w16sdtfl="http://schemas.microsoft.com/office/word/2024/wordml/sdtformatlock" xmlns:w16se="http://schemas.microsoft.com/office/word/2015/wordml/symex" xmlns:wpg="http://schemas.microsoft.com/office/word/2010/wordprocessingGroup" xmlns:wpi="http://schemas.microsoft.com/office/word/2010/wordprocessingInk" xmlns:wne="http://schemas.microsoft.com/office/word/2006/wordml" xmlns:wps="http://schemas.microsoft.com/office/word/2010/wordprocessingShape" mc:Ignorable="w14 w15 w16se w16cid w16 w16cex w16sdtdh w16sdtfl w16du wp14">
+<w:document xmlns:wpc="http://schemas.microsoft.com/office/word/2010/wordprocessingCanvas" xmlns:mc="http://schemas.openxmlformats.org/markup-compatibility/2006" xmlns:o="urn:schemas-microsoft-com:office:office" xmlns:r="http://schemas.openxmlformats.org/officeDocument/2006/relationships" xmlns:m="http://schemas.openxmlformats.org/officeDocument/2006/math" xmlns:v="urn:schemas-microsoft-com:vml" xmlns:wp14="http://schemas.microsoft.com/office/word/2010/wordprocessingDrawing" xmlns:wp="http://schemas.openxmlformats.org/drawingml/2006/wordprocessingDrawing" xmlns:w10="urn:schemas-microsoft-com:office:word" xmlns:w="http://schemas.openxmlformats.org/wordprocessingml/2006/main" xmlns:w14="http://schemas.microsoft.com/office/word/2010/wordml" xmlns:w15="http://schemas.microsoft.com/office/word/2012/wordml" xmlns:wpg="http://schemas.microsoft.com/office/word/2010/wordprocessingGroup" xmlns:wpi="http://schemas.microsoft.com/office/word/2010/wordprocessingInk" xmlns:wne="http://schemas.microsoft.com/office/word/2006/wordml" xmlns:wps="http://schemas.microsoft.com/office/word/2010/wordprocessingShape" mc:Ignorable="w14 w15 wp14">
   <w:body>
     <w:p>
       <w:pPr>
         <w:rPr>
+          <w:rFonts w:ascii="Times New Roman" w:hAnsi="Times New Roman" w:cs="Times New Roman"/>
           <w:sz w:val="28"/>
           <w:szCs w:val="28"/>
         </w:rPr>
       </w:pPr>
-      <w:r>
-        <w:rPr>
+      <w:bookmarkStart w:id="0" w:name="_GoBack"/>
+      <w:r>
+        <w:rPr>
+          <w:rFonts w:ascii="Times New Roman" w:hAnsi="Times New Roman" w:cs="Times New Roman"/>
           <w:b/>
           <w:bCs/>
           <w:sz w:val="28"/>
@@ -20,6 +23,7 @@
       </w:r>
       <w:r>
         <w:rPr>
+          <w:rFonts w:ascii="Times New Roman" w:hAnsi="Times New Roman" w:cs="Times New Roman"/>
           <w:b/>
           <w:bCs/>
           <w:sz w:val="28"/>
@@ -29,15 +33,18 @@
       </w:r>
       <w:r>
         <w:rPr>
+          <w:rFonts w:ascii="Times New Roman" w:hAnsi="Times New Roman" w:cs="Times New Roman"/>
           <w:sz w:val="28"/>
           <w:szCs w:val="28"/>
         </w:rPr>
         <w:t>Dave Donahue</w:t>
       </w:r>
     </w:p>
+    <w:bookmarkEnd w:id="0"/>
     <w:p>
       <w:pPr>
         <w:rPr>
+          <w:rFonts w:ascii="Times New Roman" w:hAnsi="Times New Roman" w:cs="Times New Roman"/>
           <w:b/>
           <w:bCs/>
           <w:sz w:val="28"/>
@@ -48,12 +55,14 @@
     <w:p>
       <w:pPr>
         <w:rPr>
+          <w:rFonts w:ascii="Times New Roman" w:hAnsi="Times New Roman" w:cs="Times New Roman"/>
           <w:sz w:val="28"/>
           <w:szCs w:val="28"/>
         </w:rPr>
       </w:pPr>
       <w:r>
         <w:rPr>
+          <w:rFonts w:ascii="Times New Roman" w:hAnsi="Times New Roman" w:cs="Times New Roman"/>
           <w:b/>
           <w:bCs/>
           <w:sz w:val="28"/>
@@ -63,6 +72,7 @@
       </w:r>
       <w:r>
         <w:rPr>
+          <w:rFonts w:ascii="Times New Roman" w:hAnsi="Times New Roman" w:cs="Times New Roman"/>
           <w:b/>
           <w:bCs/>
           <w:sz w:val="28"/>
@@ -72,6 +82,7 @@
       </w:r>
       <w:r>
         <w:rPr>
+          <w:rFonts w:ascii="Times New Roman" w:hAnsi="Times New Roman" w:cs="Times New Roman"/>
           <w:b/>
           <w:bCs/>
           <w:sz w:val="28"/>
@@ -81,6 +92,7 @@
       </w:r>
       <w:r>
         <w:rPr>
+          <w:rFonts w:ascii="Times New Roman" w:hAnsi="Times New Roman" w:cs="Times New Roman"/>
           <w:sz w:val="28"/>
           <w:szCs w:val="28"/>
         </w:rPr>
@@ -90,6 +102,7 @@
     <w:p>
       <w:pPr>
         <w:rPr>
+          <w:rFonts w:ascii="Times New Roman" w:hAnsi="Times New Roman" w:cs="Times New Roman"/>
           <w:b/>
           <w:bCs/>
           <w:sz w:val="28"/>
@@ -100,12 +113,14 @@
     <w:p>
       <w:pPr>
         <w:rPr>
+          <w:rFonts w:ascii="Times New Roman" w:hAnsi="Times New Roman" w:cs="Times New Roman"/>
           <w:sz w:val="28"/>
           <w:szCs w:val="28"/>
         </w:rPr>
       </w:pPr>
       <w:r>
         <w:rPr>
+          <w:rFonts w:ascii="Times New Roman" w:hAnsi="Times New Roman" w:cs="Times New Roman"/>
           <w:b/>
           <w:bCs/>
           <w:sz w:val="28"/>
@@ -115,6 +130,7 @@
       </w:r>
       <w:r>
         <w:rPr>
+          <w:rFonts w:ascii="Times New Roman" w:hAnsi="Times New Roman" w:cs="Times New Roman"/>
           <w:b/>
           <w:bCs/>
           <w:sz w:val="28"/>
@@ -124,6 +140,7 @@
       </w:r>
       <w:r>
         <w:rPr>
+          <w:rFonts w:ascii="Times New Roman" w:hAnsi="Times New Roman" w:cs="Times New Roman"/>
           <w:b/>
           <w:bCs/>
           <w:sz w:val="28"/>
@@ -134,6 +151,7 @@
       <w:proofErr w:type="spellStart"/>
       <w:r>
         <w:rPr>
+          <w:rFonts w:ascii="Times New Roman" w:hAnsi="Times New Roman" w:cs="Times New Roman"/>
           <w:sz w:val="28"/>
           <w:szCs w:val="28"/>
         </w:rPr>
@@ -142,6 +160,7 @@
       <w:proofErr w:type="spellEnd"/>
       <w:r>
         <w:rPr>
+          <w:rFonts w:ascii="Times New Roman" w:hAnsi="Times New Roman" w:cs="Times New Roman"/>
           <w:sz w:val="28"/>
           <w:szCs w:val="28"/>
         </w:rPr>
@@ -150,6 +169,7 @@
       <w:proofErr w:type="spellStart"/>
       <w:r>
         <w:rPr>
+          <w:rFonts w:ascii="Times New Roman" w:hAnsi="Times New Roman" w:cs="Times New Roman"/>
           <w:sz w:val="28"/>
           <w:szCs w:val="28"/>
         </w:rPr>
@@ -158,6 +178,7 @@
       <w:proofErr w:type="spellEnd"/>
       <w:r>
         <w:rPr>
+          <w:rFonts w:ascii="Times New Roman" w:hAnsi="Times New Roman" w:cs="Times New Roman"/>
           <w:sz w:val="28"/>
           <w:szCs w:val="28"/>
         </w:rPr>
@@ -165,6 +186,7 @@
       </w:r>
       <w:r>
         <w:rPr>
+          <w:rFonts w:ascii="Times New Roman" w:hAnsi="Times New Roman" w:cs="Times New Roman"/>
           <w:sz w:val="28"/>
           <w:szCs w:val="28"/>
         </w:rPr>
@@ -173,6 +195,7 @@
       <w:proofErr w:type="spellStart"/>
       <w:r>
         <w:rPr>
+          <w:rFonts w:ascii="Times New Roman" w:hAnsi="Times New Roman" w:cs="Times New Roman"/>
           <w:sz w:val="28"/>
           <w:szCs w:val="28"/>
         </w:rPr>
@@ -181,6 +204,7 @@
       <w:proofErr w:type="spellEnd"/>
       <w:r>
         <w:rPr>
+          <w:rFonts w:ascii="Times New Roman" w:hAnsi="Times New Roman" w:cs="Times New Roman"/>
           <w:sz w:val="28"/>
           <w:szCs w:val="28"/>
         </w:rPr>
@@ -188,6 +212,7 @@
       </w:r>
       <w:r>
         <w:rPr>
+          <w:rFonts w:ascii="Times New Roman" w:hAnsi="Times New Roman" w:cs="Times New Roman"/>
           <w:sz w:val="28"/>
           <w:szCs w:val="28"/>
         </w:rPr>
@@ -195,6 +220,7 @@
       </w:r>
       <w:r>
         <w:rPr>
+          <w:rFonts w:ascii="Times New Roman" w:hAnsi="Times New Roman" w:cs="Times New Roman"/>
           <w:sz w:val="28"/>
           <w:szCs w:val="28"/>
         </w:rPr>
@@ -204,6 +230,7 @@
     <w:p>
       <w:pPr>
         <w:rPr>
+          <w:rFonts w:ascii="Times New Roman" w:hAnsi="Times New Roman" w:cs="Times New Roman"/>
           <w:b/>
           <w:bCs/>
           <w:sz w:val="28"/>
@@ -214,6 +241,7 @@
     <w:p>
       <w:pPr>
         <w:rPr>
+          <w:rFonts w:ascii="Times New Roman" w:hAnsi="Times New Roman" w:cs="Times New Roman"/>
           <w:b/>
           <w:bCs/>
           <w:sz w:val="28"/>
@@ -222,6 +250,7 @@
       </w:pPr>
       <w:r>
         <w:rPr>
+          <w:rFonts w:ascii="Times New Roman" w:hAnsi="Times New Roman" w:cs="Times New Roman"/>
           <w:b/>
           <w:bCs/>
           <w:sz w:val="28"/>
@@ -231,6 +260,7 @@
       </w:r>
       <w:r>
         <w:rPr>
+          <w:rFonts w:ascii="Times New Roman" w:hAnsi="Times New Roman" w:cs="Times New Roman"/>
           <w:b/>
           <w:bCs/>
           <w:sz w:val="28"/>
@@ -240,6 +270,7 @@
       </w:r>
       <w:r>
         <w:rPr>
+          <w:rFonts w:ascii="Times New Roman" w:hAnsi="Times New Roman" w:cs="Times New Roman"/>
           <w:sz w:val="28"/>
           <w:szCs w:val="28"/>
         </w:rPr>
@@ -247,6 +278,7 @@
       </w:r>
       <w:r>
         <w:rPr>
+          <w:rFonts w:ascii="Times New Roman" w:hAnsi="Times New Roman" w:cs="Times New Roman"/>
           <w:sz w:val="28"/>
           <w:szCs w:val="28"/>
         </w:rPr>
@@ -254,6 +286,7 @@
       </w:r>
       <w:r>
         <w:rPr>
+          <w:rFonts w:ascii="Times New Roman" w:hAnsi="Times New Roman" w:cs="Times New Roman"/>
           <w:sz w:val="28"/>
           <w:szCs w:val="28"/>
         </w:rPr>
@@ -261,6 +294,7 @@
       </w:r>
       <w:r>
         <w:rPr>
+          <w:rFonts w:ascii="Times New Roman" w:hAnsi="Times New Roman" w:cs="Times New Roman"/>
           <w:sz w:val="28"/>
           <w:szCs w:val="28"/>
         </w:rPr>
@@ -268,6 +302,7 @@
       </w:r>
       <w:r>
         <w:rPr>
+          <w:rFonts w:ascii="Times New Roman" w:hAnsi="Times New Roman" w:cs="Times New Roman"/>
           <w:b/>
           <w:bCs/>
           <w:sz w:val="28"/>
@@ -279,6 +314,7 @@
     <w:p>
       <w:pPr>
         <w:rPr>
+          <w:rFonts w:ascii="Times New Roman" w:hAnsi="Times New Roman" w:cs="Times New Roman"/>
           <w:b/>
           <w:bCs/>
           <w:sz w:val="28"/>
@@ -289,12 +325,14 @@
     <w:p>
       <w:pPr>
         <w:rPr>
+          <w:rFonts w:ascii="Times New Roman" w:hAnsi="Times New Roman" w:cs="Times New Roman"/>
           <w:sz w:val="28"/>
           <w:szCs w:val="28"/>
         </w:rPr>
       </w:pPr>
       <w:r>
         <w:rPr>
+          <w:rFonts w:ascii="Times New Roman" w:hAnsi="Times New Roman" w:cs="Times New Roman"/>
           <w:b/>
           <w:bCs/>
           <w:sz w:val="28"/>
@@ -304,6 +342,7 @@
       </w:r>
       <w:r>
         <w:rPr>
+          <w:rFonts w:ascii="Times New Roman" w:hAnsi="Times New Roman" w:cs="Times New Roman"/>
           <w:b/>
           <w:bCs/>
           <w:sz w:val="28"/>
@@ -313,6 +352,7 @@
       </w:r>
       <w:r>
         <w:rPr>
+          <w:rFonts w:ascii="Times New Roman" w:hAnsi="Times New Roman" w:cs="Times New Roman"/>
           <w:sz w:val="28"/>
           <w:szCs w:val="28"/>
         </w:rPr>
@@ -322,6 +362,7 @@
     <w:p>
       <w:pPr>
         <w:rPr>
+          <w:rFonts w:ascii="Times New Roman" w:hAnsi="Times New Roman" w:cs="Times New Roman"/>
           <w:b/>
           <w:bCs/>
           <w:sz w:val="28"/>
@@ -332,12 +373,14 @@
     <w:p>
       <w:pPr>
         <w:rPr>
+          <w:rFonts w:ascii="Times New Roman" w:hAnsi="Times New Roman" w:cs="Times New Roman"/>
           <w:sz w:val="28"/>
           <w:szCs w:val="28"/>
         </w:rPr>
       </w:pPr>
       <w:r>
         <w:rPr>
+          <w:rFonts w:ascii="Times New Roman" w:hAnsi="Times New Roman" w:cs="Times New Roman"/>
           <w:b/>
           <w:bCs/>
           <w:sz w:val="28"/>
@@ -347,6 +390,7 @@
       </w:r>
       <w:r>
         <w:rPr>
+          <w:rFonts w:ascii="Times New Roman" w:hAnsi="Times New Roman" w:cs="Times New Roman"/>
           <w:b/>
           <w:bCs/>
           <w:sz w:val="28"/>
@@ -356,6 +400,7 @@
       </w:r>
       <w:r>
         <w:rPr>
+          <w:rFonts w:ascii="Times New Roman" w:hAnsi="Times New Roman" w:cs="Times New Roman"/>
           <w:sz w:val="28"/>
           <w:szCs w:val="28"/>
         </w:rPr>
@@ -363,6 +408,7 @@
       </w:r>
       <w:r>
         <w:rPr>
+          <w:rFonts w:ascii="Times New Roman" w:hAnsi="Times New Roman" w:cs="Times New Roman"/>
           <w:sz w:val="28"/>
           <w:szCs w:val="28"/>
         </w:rPr>
@@ -370,6 +416,7 @@
       </w:r>
       <w:r>
         <w:rPr>
+          <w:rFonts w:ascii="Times New Roman" w:hAnsi="Times New Roman" w:cs="Times New Roman"/>
           <w:sz w:val="28"/>
           <w:szCs w:val="28"/>
         </w:rPr>
@@ -377,6 +424,7 @@
       </w:r>
       <w:r>
         <w:rPr>
+          <w:rFonts w:ascii="Times New Roman" w:hAnsi="Times New Roman" w:cs="Times New Roman"/>
           <w:sz w:val="28"/>
           <w:szCs w:val="28"/>
         </w:rPr>
@@ -386,6 +434,7 @@
     <w:p>
       <w:pPr>
         <w:rPr>
+          <w:rFonts w:ascii="Times New Roman" w:hAnsi="Times New Roman" w:cs="Times New Roman"/>
           <w:b/>
           <w:bCs/>
           <w:sz w:val="28"/>
@@ -396,12 +445,14 @@
     <w:p>
       <w:pPr>
         <w:rPr>
+          <w:rFonts w:ascii="Times New Roman" w:hAnsi="Times New Roman" w:cs="Times New Roman"/>
           <w:sz w:val="28"/>
           <w:szCs w:val="28"/>
         </w:rPr>
       </w:pPr>
       <w:r>
         <w:rPr>
+          <w:rFonts w:ascii="Times New Roman" w:hAnsi="Times New Roman" w:cs="Times New Roman"/>
           <w:b/>
           <w:bCs/>
           <w:sz w:val="28"/>
@@ -411,6 +462,7 @@
       </w:r>
       <w:r>
         <w:rPr>
+          <w:rFonts w:ascii="Times New Roman" w:hAnsi="Times New Roman" w:cs="Times New Roman"/>
           <w:sz w:val="28"/>
           <w:szCs w:val="28"/>
         </w:rPr>
@@ -418,6 +470,7 @@
       </w:r>
       <w:r>
         <w:rPr>
+          <w:rFonts w:ascii="Times New Roman" w:hAnsi="Times New Roman" w:cs="Times New Roman"/>
           <w:sz w:val="28"/>
           <w:szCs w:val="28"/>
         </w:rPr>
@@ -425,6 +478,7 @@
       </w:r>
       <w:r>
         <w:rPr>
+          <w:rFonts w:ascii="Times New Roman" w:hAnsi="Times New Roman" w:cs="Times New Roman"/>
           <w:sz w:val="28"/>
           <w:szCs w:val="28"/>
         </w:rPr>
@@ -434,6 +488,7 @@
     <w:p>
       <w:pPr>
         <w:rPr>
+          <w:rFonts w:ascii="Times New Roman" w:hAnsi="Times New Roman" w:cs="Times New Roman"/>
           <w:b/>
           <w:bCs/>
           <w:sz w:val="28"/>
@@ -452,7 +507,7 @@
 </file>
 
 <file path=word/styles.xml><?xml version="1.0" encoding="utf-8"?>
-<w:styles xmlns:mc="http://schemas.openxmlformats.org/markup-compatibility/2006" xmlns:r="http://schemas.openxmlformats.org/officeDocument/2006/relationships" xmlns:w="http://schemas.openxmlformats.org/wordprocessingml/2006/main" xmlns:w14="http://schemas.microsoft.com/office/word/2010/wordml" xmlns:w15="http://schemas.microsoft.com/office/word/2012/wordml" xmlns:w16cex="http://schemas.microsoft.com/office/word/2018/wordml/cex" xmlns:w16cid="http://schemas.microsoft.com/office/word/2016/wordml/cid" xmlns:w16="http://schemas.microsoft.com/office/word/2018/wordml" xmlns:w16du="http://schemas.microsoft.com/office/word/2023/wordml/word16du" xmlns:w16sdtdh="http://schemas.microsoft.com/office/word/2020/wordml/sdtdatahash" xmlns:w16sdtfl="http://schemas.microsoft.com/office/word/2024/wordml/sdtformatlock" xmlns:w16se="http://schemas.microsoft.com/office/word/2015/wordml/symex" mc:Ignorable="w14 w15 w16se w16cid w16 w16cex w16sdtdh w16sdtfl w16du">
+<w:styles xmlns:mc="http://schemas.openxmlformats.org/markup-compatibility/2006" xmlns:r="http://schemas.openxmlformats.org/officeDocument/2006/relationships" xmlns:w="http://schemas.openxmlformats.org/wordprocessingml/2006/main" xmlns:w14="http://schemas.microsoft.com/office/word/2010/wordml" xmlns:w15="http://schemas.microsoft.com/office/word/2012/wordml" mc:Ignorable="w14 w15">
   <w:docDefaults>
     <w:rPrDefault>
       <w:rPr>
@@ -470,7 +525,7 @@
       </w:pPr>
     </w:pPrDefault>
   </w:docDefaults>
-  <w:latentStyles w:defLockedState="0" w:defUIPriority="99" w:defSemiHidden="0" w:defUnhideWhenUsed="0" w:defQFormat="0" w:count="376">
+  <w:latentStyles w:defLockedState="0" w:defUIPriority="99" w:defSemiHidden="0" w:defUnhideWhenUsed="0" w:defQFormat="0" w:count="371">
     <w:lsdException w:name="Normal" w:uiPriority="0" w:qFormat="1"/>
     <w:lsdException w:name="heading 1" w:uiPriority="9" w:qFormat="1"/>
     <w:lsdException w:name="heading 2" w:semiHidden="1" w:uiPriority="9" w:unhideWhenUsed="1" w:qFormat="1"/>
@@ -842,11 +897,6 @@
     <w:lsdException w:name="List Table 5 Dark Accent 6" w:uiPriority="50"/>
     <w:lsdException w:name="List Table 6 Colorful Accent 6" w:uiPriority="51"/>
     <w:lsdException w:name="List Table 7 Colorful Accent 6" w:uiPriority="52"/>
-    <w:lsdException w:name="Mention" w:semiHidden="1" w:unhideWhenUsed="1"/>
-    <w:lsdException w:name="Smart Hyperlink" w:semiHidden="1" w:unhideWhenUsed="1"/>
-    <w:lsdException w:name="Hashtag" w:semiHidden="1" w:unhideWhenUsed="1"/>
-    <w:lsdException w:name="Unresolved Mention" w:semiHidden="1" w:unhideWhenUsed="1"/>
-    <w:lsdException w:name="Smart Link" w:semiHidden="1" w:unhideWhenUsed="1"/>
   </w:latentStyles>
   <w:style w:type="paragraph" w:default="1" w:styleId="Normal">
     <w:name w:val="Normal"/>
